--- a/Module Edit Docs/I2 - Edit Doc.docx
+++ b/Module Edit Docs/I2 - Edit Doc.docx
@@ -18,6 +18,77 @@
           <w:sz w:val="19"/>
         </w:rPr>
         <w:t>HOW TO USE: edit the wording directly (Track Changes if you like). For layout or a figure (size, position, wrong/missing image) write a short instruction in [brackets] right where it applies. Send it back and I apply the wording to the page and the layout notes to the styling, then regenerate. This is a content+notes doc, so it will not look exactly like the web page.</w:t>
+      </w:r>
+    </w:p>
+    <w:p/>
+    <w:p>
+      <w:r>
+        <w:rPr>
+          <w:b/>
+          <w:color w:val="B00000"/>
+          <w:sz w:val="21"/>
+        </w:rPr>
+        <w:t>ISSUES FLAGGED FOR THIS MODULE (5)</w:t>
+      </w:r>
+    </w:p>
+    <w:p>
+      <w:r>
+        <w:rPr>
+          <w:i/>
+          <w:color w:val="5A5A5A"/>
+          <w:sz w:val="19"/>
+        </w:rPr>
+        <w:t>These were found while the module was built and are not part of the prose. SOURCE means the defect is in a deck, a Notion page or the source index and has to be fixed there too. DECISION means it needs your call before the page is final. NOTE is for information. Answer them in [brackets] like any other instruction.</w:t>
+      </w:r>
+    </w:p>
+    <w:p>
+      <w:r>
+        <w:rPr>
+          <w:i/>
+          <w:color w:val="B00000"/>
+          <w:sz w:val="19"/>
+        </w:rPr>
+        <w:t>[SOURCE: ANDROMEDA-PEGASUS returns zero PubMed hits under every query tried, including the bare name and PEGASUS with septic shock. It is not a results paper, not a protocol and not indexed. The page was written without it. This closes part of the Appendix B citation item.]</w:t>
+      </w:r>
+    </w:p>
+    <w:p>
+      <w:r>
+        <w:rPr>
+          <w:i/>
+          <w:color w:val="5A5A5A"/>
+          <w:sz w:val="19"/>
+        </w:rPr>
+        <w:t>[NOTE: ANDROMEDA-SHOCK-2 is real and published, JAMA 2025;334(22):1988-1999, PMID 41159835. The PMC full text was read to verify its tier-1 algorithm directly rather than trusting the Notion summary.]</w:t>
+      </w:r>
+    </w:p>
+    <w:p>
+      <w:r>
+        <w:rPr>
+          <w:i/>
+          <w:color w:val="0050A0"/>
+          <w:sz w:val="19"/>
+        </w:rPr>
+        <w:t>[DECISION: The DSI greater than 2.2 threshold appears only in Notion, as an unpublished exploratory analysis by the investigators. The page says so explicitly and calls it a landmark rather than a threshold. Confirm that framing is what you want.]</w:t>
+      </w:r>
+    </w:p>
+    <w:p>
+      <w:r>
+        <w:rPr>
+          <w:i/>
+          <w:color w:val="5A5A5A"/>
+          <w:sz w:val="19"/>
+        </w:rPr>
+        <w:t>[NOTE: The ANDROMEDA-SHOCK-2 supplementary eTable-3 capillary refill numbers quoted in Notion were not used, because the supplement could not be verified.]</w:t>
+      </w:r>
+    </w:p>
+    <w:p>
+      <w:r>
+        <w:rPr>
+          <w:i/>
+          <w:color w:val="B00000"/>
+          <w:sz w:val="19"/>
+        </w:rPr>
+        <w:t>[SOURCE: Wix general-8-2 (vasoplegia) and general-8-4 (BP determinants) are unedited templates reading "This is a Paragraph. Click on Edit Text." Wix-first precedence could not apply.]</w:t>
       </w:r>
     </w:p>
     <w:p/>

--- a/Module Edit Docs/I2 - Edit Doc.docx
+++ b/Module Edit Docs/I2 - Edit Doc.docx
@@ -28,7 +28,7 @@
           <w:color w:val="B00000"/>
           <w:sz w:val="21"/>
         </w:rPr>
-        <w:t>ISSUES FLAGGED FOR THIS MODULE (9)</w:t>
+        <w:t>ISSUES FLAGGED FOR THIS MODULE (8)</w:t>
       </w:r>
     </w:p>
     <w:p>
@@ -95,26 +95,6 @@
       <w:r>
         <w:rPr>
           <w:i/>
-          <w:color w:val="0050A0"/>
-          <w:sz w:val="19"/>
-        </w:rPr>
-        <w:t>[DECISION: Gustavo (comment C288) questions whether "perfusion pressure" is the right term for patient 1's two-thirds figure, since Pcrit/downstream pressure is not measured; "upstream pressure" may be more defensible. Left as "perfusion pressure" pending your call.]</w:t>
-      </w:r>
-    </w:p>
-    <w:p>
-      <w:r>
-        <w:rPr>
-          <w:i/>
-          <w:color w:val="0050A0"/>
-          <w:sz w:val="19"/>
-        </w:rPr>
-        <w:t>[DECISION: Gustavo (comment C289) disputes applying ANDROMEDA-SHOCK-2 tier-one logic to patient 1 as written, since trial enrollment required Sepsis-3 criteria and she was not yet on pressors; he notes the maneuver is used off-trial in his unit. Passage left unchanged pending your call on how literally to frame the illustrative case against the trial's enrollment criteria.]</w:t>
-      </w:r>
-    </w:p>
-    <w:p>
-      <w:r>
-        <w:rPr>
-          <w:i/>
           <w:color w:val="B00000"/>
           <w:sz w:val="19"/>
         </w:rPr>
@@ -129,6 +109,16 @@
           <w:sz w:val="19"/>
         </w:rPr>
         <w:t>[NOTE: Fixup pass 2026-09-13: the two deletions flagged as "still on the page" (the CHF-comparison sentence ending "cardiac index below 2.2 L/min/m2 with 91 percent sensitivity and 83 percent specificity" and the sentence "A pressure of 150/120 has the same absolute pulse pressure of 30 as a pressure of 90/60, and only the second is a low-output finding") were false positives. Both are fragments of the old Stevenson/Perloff CHF paragraph Neal struck, which is not present on the page; the phrase overlap is with Neal's own replacement paragraphs (the narrow pulse pressure section), which restate the same 91%/83% figure and the 150/120 vs 90/60 example in new wording. No edit applied. lint_page.py i2.html: 0 problems.]</w:t>
+      </w:r>
+    </w:p>
+    <w:p>
+      <w:r>
+        <w:rPr>
+          <w:i/>
+          <w:color w:val="5A5A5A"/>
+          <w:sz w:val="19"/>
+        </w:rPr>
+        <w:t>[NOTE: Neal answered Gustavo's C288 and C289 on 2026-09-13 with two deletions in the doc, applied the same day: patient 1 now runs at "two thirds of the pressure her organs are built for" (not "perfusion pressure"), and the clause applying the ANDROMEDA-SHOCK-2 tier-one logic to her is removed.]</w:t>
       </w:r>
     </w:p>
     <w:p/>
@@ -1870,7 +1860,7 @@
     </w:p>
     <w:p>
       <w:r>
-        <w:t>The first is 68 with treated hypertension whose clinic pressures run around 160/85. Her pressure now is 118/48 with a heart rate of 118. The mean is 48 plus a third of 70, which is 71, comfortably above 65. The pulse pressure is 70 mmHg, proportionally 59 percent of the systolic, which is wide, and the DS index is 118 divided by 48, which is 2.5. Her habitual mean is about 110, so she is running at roughly two thirds of the perfusion pressure her organs are built for. The phenotype is vasoplegia with a preserved or elevated stroke volume in a patient with a large relative pressure deficit. The wide pulse pressure argues against a low-output state, so a third litre is unlikely to be the missing piece, and the ANDROMEDA-SHOCK-2 tier-one logic would have started norepinephrine at her first pulse pressure and diastolic pair rather than waiting for the mean to fall.</w:t>
+        <w:t>The first is 68 with treated hypertension whose clinic pressures run around 160/85. Her pressure now is 118/48 with a heart rate of 118. The mean is 48 plus a third of 70, which is 71, comfortably above 65. The pulse pressure is 70 mmHg, proportionally 59 percent of the systolic, which is wide, and the DS index is 118 divided by 48, which is 2.5. Her habitual mean is about 110, so she is running at roughly two thirds of the pressure her organs are built for. The phenotype is vasoplegia with a preserved or elevated stroke volume in a patient with a large relative pressure deficit. The wide pulse pressure argues against a low-output state, so a third litre is unlikely to be the missing piece.</w:t>
       </w:r>
     </w:p>
     <w:p>
